--- a/docs/escalations/ENG-DR-2026-08-06-01_Decision_Request.docx
+++ b/docs/escalations/ENG-DR-2026-08-06-01_Decision_Request.docx
@@ -222,7 +222,7 @@
                 <w:color w:val="1A1A1A"/>
                 <w:sz w:val="21"/>
               </w:rPr>
-              <w:t xml:space="preserve">                                                  </w:t>
+              <w:t>Close of business, Thursday 6 August 2026</w:t>
             </w:r>
           </w:p>
         </w:tc>
